--- a/manuscript_v2/article1/journal_package/cover_letter_v8.docx
+++ b/manuscript_v2/article1/journal_package/cover_letter_v8.docx
@@ -35,7 +35,7 @@
         <w:pStyle w:val="BodyText"/>
       </w:pPr>
       <w:r>
-        <w:t xml:space="preserve">Все замечания приняты. Главные изменения: вихрь пересчитан по сферической формуле; введена маска узлов, где поверхность 850 гПа лежит под рельефом; все численные результаты пересчитаны по новому определению (ни один качественный вывод не изменился); первая пара масштабных полос исключена из выводов; добавлены блочные перестановки и разложение дисперсии; направленная терминология заменена на нейтральную; введены раздельные обозначения двух форм профиля; текст перекомпонован (тезис — доказательство — оговорка), второстепенные проверки перенесены в дополнительные материалы; рисунки построены заново по требованиям журнала, добавлен методический рисунок. Подробный ответ по каждому пункту приложен отдельным файлом.</w:t>
+        <w:t xml:space="preserve">Все замечания приняты. Главные изменения: вихрь пересчитан по сферической формуле; введена маска узлов, где поверхность 850 гПа лежит под рельефом; все численные результаты пересчитаны по новому определению (ни один качественный вывод не изменился); первая пара масштабных полос исключена из выводов; добавлены блочные перестановки и разложение дисперсии; направленная терминология заменена на нейтральную; введены раздельные обозначения двух форм профиля; текст перекомпонован (тезис — доказательство — оговорка), второстепенные проверки вынесены в дополнительные материалы, размещенные в открытом репозитории (ссылка в сноске рукописи); рисунки построены заново по требованиям журнала, добавлен методический рисунок. Подробный ответ по каждому пункту приложен отдельным файлом.</w:t>
       </w:r>
     </w:p>
     <w:p>
@@ -43,7 +43,7 @@
         <w:pStyle w:val="BodyText"/>
       </w:pPr>
       <w:r>
-        <w:t xml:space="preserve">Файлы: файл статьи (Word) и его PDF; рисунки 1–5 отдельными файлами (PNG и TIFF, 17.5 см, 400 dpi); дополнительные материалы (PDF: полные профили, контроль геометрии, дополнительные панели модельного расчета, полный перечень проверенных интерпретаций, таблицы чувствительности); исходные данные графиков (Excel); ответ рецензенту; сведения об авторе.</w:t>
+        <w:t xml:space="preserve">Файлы: файл статьи (Word) и его PDF; рисунки 1–5 отдельными файлами (PNG и TIFF, 17.5 см, 400 dpi); исходные данные графиков (Excel); ответ рецензенту; сведения об авторе.</w:t>
       </w:r>
     </w:p>
     <w:p>
